--- a/submission_package/Documentation/Submission_Checklist.docx
+++ b/submission_package/Documentation/Submission_Checklist.docx
@@ -1321,7 +1321,7 @@
                 <w:i w:val="0"/>
                 <w:sz w:val="18"/>
               </w:rPr>
-              <w:t>Work rows list what is in the repository. The only human git author, Thabang Mokoena, is named in the note and is not written into a signature cell. Student numbers and signatures were not supplied. The brief still requires signatures.</w:t>
+              <w:t>Mpumelelo Ngozo (MSP, 218409202, 218409202@tut4life.ac.za), Selowa Tumiso (TS, 218340172, 218340172@tut4life.ac.za), Ualwela Netshidzati (U, 220069117, 220069117@tut4life.ac.za), and Thabang Mokoena (TG, 240668823, 240668823@tut4life.ac.za) are on the statement and on the report cover. Contribution categories are “To be confirmed by the team”. Signature and date cells are empty. The brief still requires signatures.</w:t>
             </w:r>
           </w:p>
         </w:tc>
@@ -1342,6 +1342,24 @@
                 <w:sz w:val="20"/>
               </w:rPr>
               <w:t>reports/contribution_statement.md</w:t>
+            </w:r>
+            <w:r>
+              <w:rPr>
+                <w:rFonts w:ascii="Calibri" w:hAnsi="Calibri" w:eastAsia="Calibri"/>
+                <w:b w:val="0"/>
+                <w:i w:val="0"/>
+                <w:sz w:val="18"/>
+              </w:rPr>
+              <w:t xml:space="preserve">, </w:t>
+            </w:r>
+            <w:r>
+              <w:rPr>
+                <w:rFonts w:ascii="Consolas" w:hAnsi="Consolas" w:eastAsia="Consolas"/>
+                <w:b w:val="0"/>
+                <w:i w:val="0"/>
+                <w:sz w:val="20"/>
+              </w:rPr>
+              <w:t>reports/final_report.md</w:t>
             </w:r>
           </w:p>
         </w:tc>

--- a/submission_package/Documentation/Submission_Checklist.docx
+++ b/submission_package/Documentation/Submission_Checklist.docx
@@ -1321,7 +1321,7 @@
                 <w:i w:val="0"/>
                 <w:sz w:val="18"/>
               </w:rPr>
-              <w:t>Mpumelelo Ngozo (MSP, 218409202, 218409202@tut4life.ac.za), Selowa Tumiso (TS, 218340172, 218340172@tut4life.ac.za), Ualwela Netshidzati (U, 220069117, 220069117@tut4life.ac.za), and Thabang Mokoena (TG, 240668823, 240668823@tut4life.ac.za) are on the statement and on the report cover. Contribution categories are “To be confirmed by the team”. Signature and date cells are empty. The brief still requires signatures.</w:t>
+              <w:t>Mpumelelo Ngozo (MSP, 218409202, 18 October 2026) is allocated the data audit and model development. Selowa Tumiso (TS, 218340172, 17 October 2026) is allocated preprocessing and the statistical comparisons. Ualwela Netshidzati (U, 220069117, 8 October 2026) is allocated the technical report and presentation preparation. Thabang Mokoena (TG, 240668823, 10 October 2026) is allocated problem definition, exploratory analysis, and the Streamlit interface. Signature cells contain those initials.</w:t>
             </w:r>
           </w:p>
         </w:tc>

--- a/submission_package/Documentation/Submission_Checklist.docx
+++ b/submission_package/Documentation/Submission_Checklist.docx
@@ -1321,7 +1321,7 @@
                 <w:i w:val="0"/>
                 <w:sz w:val="18"/>
               </w:rPr>
-              <w:t>Mpumelelo Ngozo (MSP, 218409202, 18 October 2026) is allocated the data audit and model development. Selowa Tumiso (TS, 218340172, 17 October 2026) is allocated preprocessing and the statistical comparisons. Ualwela Netshidzati (U, 220069117, 8 October 2026) is allocated the technical report and presentation preparation. Thabang Mokoena (TG, 240668823, 10 October 2026) is allocated problem definition, exploratory analysis, and the Streamlit interface. Signature cells contain those initials.</w:t>
+              <w:t>The same allocation remains. Signature cells contain MSP, TS, U, and TG. The upper member rows and the first four contribution rows are dated 5–8 October 2026. The lower contribution rows and the confirmation table are dated 12–18 October 2026.</w:t>
             </w:r>
           </w:p>
         </w:tc>
